--- a/pattern_recognition/fish_lab/fish_lab_report.docx
+++ b/pattern_recognition/fish_lab/fish_lab_report.docx
@@ -1993,7 +1993,7 @@
         <w:pStyle w:val="ListBullet"/>
       </w:pPr>
       <w:r>
-        <w:t xml:space="preserve">Q15. The reading's §7.1.4 describes two people taking a face memory test. Type the first person's counts into the By hand box: 42 hits, 8 misses, 8 false alarms, 42 correct rejections. Then the second's: 49, 1, 25, 25. Record d′, the criterion and percent correct for each. The reading says both have a d′ of 2.0. How close are they? What differs between the two people, and which of the four fish does the second person most resemble?</w:t>
+        <w:t xml:space="preserve">Q15. The reading's §7.1.4 describes two people taking a face memory test. Type the first person's counts into the By hand box: 42 hits, 8 misses, 8 false alarms, 42 correct rejections. Then the second's: 49, 1, 25, 25. Record d′, the criterion and percent correct for each. The reading says both have a d′ of about 2.0. What do you get for each? What differs between the two people, and which of the four fish does the second person most resemble?</w:t>
       </w:r>
     </w:p>
     <w:p/>
